--- a/Recursos/ARQUITECTURA_DE_TI_OBSERVATORIO.docx
+++ b/Recursos/ARQUITECTURA_DE_TI_OBSERVATORIO.docx
@@ -193,7 +193,32 @@
           <w:szCs w:val="28"/>
           <w:lang w:val="es-ES"/>
         </w:rPr>
-        <w:t>ARQUITECTURA DE TECNOLOGÍA DE INFORMACIÓN V1.0</w:t>
+        <w:t xml:space="preserve">ARQUITECTURA DE TECNOLOGÍA DE INFORMACIÓN </w:t>
+      </w:r>
+    </w:p>
+    <w:p>
+      <w:pPr>
+        <w:spacing w:line="360" w:lineRule="auto"/>
+        <w:jc w:val="center"/>
+        <w:rPr>
+          <w:rFonts w:ascii="Arial" w:hAnsi="Arial" w:cs="Arial"/>
+          <w:b/>
+          <w:bCs/>
+          <w:sz w:val="28"/>
+          <w:szCs w:val="28"/>
+          <w:lang w:val="es-ES"/>
+        </w:rPr>
+      </w:pPr>
+      <w:r>
+        <w:rPr>
+          <w:rFonts w:ascii="Arial" w:hAnsi="Arial" w:cs="Arial"/>
+          <w:b/>
+          <w:bCs/>
+          <w:sz w:val="28"/>
+          <w:szCs w:val="28"/>
+          <w:lang w:val="es-ES"/>
+        </w:rPr>
+        <w:t>V1.0</w:t>
       </w:r>
     </w:p>
     <w:p>
@@ -379,11 +404,11 @@
         <w:tblLook w:val="0020" w:firstRow="1" w:lastRow="0" w:firstColumn="0" w:lastColumn="0" w:noHBand="0" w:noVBand="0"/>
       </w:tblPr>
       <w:tblGrid>
-        <w:gridCol w:w="1701"/>
-        <w:gridCol w:w="2410"/>
-        <w:gridCol w:w="1985"/>
-        <w:gridCol w:w="1038"/>
-        <w:gridCol w:w="1811"/>
+        <w:gridCol w:w="1658"/>
+        <w:gridCol w:w="2348"/>
+        <w:gridCol w:w="1935"/>
+        <w:gridCol w:w="1015"/>
+        <w:gridCol w:w="1766"/>
       </w:tblGrid>
       <w:tr>
         <w:tc>
@@ -1288,7 +1313,8 @@
     <w:sdt>
       <w:sdtPr>
         <w:rPr>
-          <w:rFonts w:ascii="Arial" w:hAnsi="Arial" w:cs="Arial"/>
+          <w:rFonts w:ascii="Arial" w:eastAsiaTheme="minorEastAsia" w:hAnsi="Arial" w:cs="Arial"/>
+          <w:color w:val="auto"/>
           <w:sz w:val="21"/>
           <w:szCs w:val="21"/>
           <w:lang w:val="es-ES"/>
@@ -1301,10 +1327,8 @@
       </w:sdtPr>
       <w:sdtEndPr>
         <w:rPr>
-          <w:rFonts w:eastAsiaTheme="minorEastAsia"/>
           <w:b/>
           <w:bCs/>
-          <w:color w:val="auto"/>
           <w:lang w:val="en-US"/>
         </w:rPr>
       </w:sdtEndPr>
@@ -2465,8 +2489,8 @@
           <w:lang w:val="es-ES"/>
         </w:rPr>
       </w:pPr>
-      <w:bookmarkStart w:id="5" w:name="introducción"/>
-      <w:bookmarkStart w:id="6" w:name="_Toc222841676"/>
+      <w:bookmarkStart w:id="5" w:name="_Toc222841676"/>
+      <w:bookmarkStart w:id="6" w:name="introducción"/>
       <w:bookmarkEnd w:id="4"/>
       <w:r>
         <w:rPr>
@@ -2480,7 +2504,7 @@
         </w:rPr>
         <w:t>INTRODUCCIÓN</w:t>
       </w:r>
-      <w:bookmarkEnd w:id="6"/>
+      <w:bookmarkEnd w:id="5"/>
     </w:p>
     <w:p>
       <w:pPr>
@@ -2517,8 +2541,8 @@
           <w:lang w:val="es-ES"/>
         </w:rPr>
       </w:pPr>
-      <w:bookmarkStart w:id="7" w:name="propósito"/>
-      <w:bookmarkStart w:id="8" w:name="_Toc222841677"/>
+      <w:bookmarkStart w:id="7" w:name="_Toc222841677"/>
+      <w:bookmarkStart w:id="8" w:name="propósito"/>
       <w:r>
         <w:rPr>
           <w:rFonts w:ascii="Arial" w:hAnsi="Arial" w:cs="Arial"/>
@@ -2531,7 +2555,7 @@
         </w:rPr>
         <w:t>1.1. Propósito</w:t>
       </w:r>
-      <w:bookmarkEnd w:id="8"/>
+      <w:bookmarkEnd w:id="7"/>
     </w:p>
     <w:p>
       <w:pPr>
@@ -2568,9 +2592,9 @@
           <w:lang w:val="es-ES"/>
         </w:rPr>
       </w:pPr>
-      <w:bookmarkStart w:id="9" w:name="alcance"/>
-      <w:bookmarkStart w:id="10" w:name="_Toc222841678"/>
-      <w:bookmarkEnd w:id="7"/>
+      <w:bookmarkStart w:id="9" w:name="_Toc222841678"/>
+      <w:bookmarkStart w:id="10" w:name="alcance"/>
+      <w:bookmarkEnd w:id="8"/>
       <w:r>
         <w:rPr>
           <w:rFonts w:ascii="Arial" w:hAnsi="Arial" w:cs="Arial"/>
@@ -2583,7 +2607,7 @@
         </w:rPr>
         <w:t>1.2. Alcance</w:t>
       </w:r>
-      <w:bookmarkEnd w:id="10"/>
+      <w:bookmarkEnd w:id="9"/>
     </w:p>
     <w:p>
       <w:pPr>
@@ -2640,10 +2664,10 @@
           <w:lang w:val="es-ES"/>
         </w:rPr>
       </w:pPr>
-      <w:bookmarkStart w:id="11" w:name="definiciones-y-abreviaturas"/>
-      <w:bookmarkStart w:id="12" w:name="_Toc222841679"/>
-      <w:bookmarkEnd w:id="5"/>
-      <w:bookmarkEnd w:id="9"/>
+      <w:bookmarkStart w:id="11" w:name="_Toc222841679"/>
+      <w:bookmarkStart w:id="12" w:name="definiciones-y-abreviaturas"/>
+      <w:bookmarkEnd w:id="6"/>
+      <w:bookmarkEnd w:id="10"/>
       <w:r>
         <w:rPr>
           <w:rFonts w:ascii="Arial" w:hAnsi="Arial" w:cs="Arial"/>
@@ -2657,7 +2681,7 @@
         <w:lastRenderedPageBreak/>
         <w:t>2. DEFINICIONES Y ABREVIATURAS</w:t>
       </w:r>
-      <w:bookmarkEnd w:id="12"/>
+      <w:bookmarkEnd w:id="11"/>
     </w:p>
     <w:p>
       <w:pPr>
@@ -2693,8 +2717,8 @@
           <w:szCs w:val="21"/>
         </w:rPr>
       </w:pPr>
-      <w:bookmarkStart w:id="13" w:name="definiciones"/>
-      <w:bookmarkStart w:id="14" w:name="_Toc222841680"/>
+      <w:bookmarkStart w:id="13" w:name="_Toc222841680"/>
+      <w:bookmarkStart w:id="14" w:name="definiciones"/>
       <w:r>
         <w:rPr>
           <w:rFonts w:ascii="Arial" w:hAnsi="Arial" w:cs="Arial"/>
@@ -2706,7 +2730,7 @@
         </w:rPr>
         <w:t>2.1. Definiciones</w:t>
       </w:r>
-      <w:bookmarkEnd w:id="14"/>
+      <w:bookmarkEnd w:id="13"/>
     </w:p>
     <w:p>
       <w:pPr>
@@ -2829,9 +2853,9 @@
           <w:szCs w:val="21"/>
         </w:rPr>
       </w:pPr>
-      <w:bookmarkStart w:id="15" w:name="abreviaturas"/>
-      <w:bookmarkStart w:id="16" w:name="_Toc222841681"/>
-      <w:bookmarkEnd w:id="13"/>
+      <w:bookmarkStart w:id="15" w:name="_Toc222841681"/>
+      <w:bookmarkStart w:id="16" w:name="abreviaturas"/>
+      <w:bookmarkEnd w:id="14"/>
       <w:r>
         <w:rPr>
           <w:rFonts w:ascii="Arial" w:hAnsi="Arial" w:cs="Arial"/>
@@ -2843,7 +2867,7 @@
         </w:rPr>
         <w:t>2.2. Abreviaturas</w:t>
       </w:r>
-      <w:bookmarkEnd w:id="16"/>
+      <w:bookmarkEnd w:id="15"/>
     </w:p>
     <w:p>
       <w:pPr>
@@ -3290,10 +3314,10 @@
           <w:lang w:val="es-ES"/>
         </w:rPr>
       </w:pPr>
-      <w:bookmarkStart w:id="17" w:name="referencias"/>
-      <w:bookmarkStart w:id="18" w:name="_Toc222841682"/>
-      <w:bookmarkEnd w:id="11"/>
-      <w:bookmarkEnd w:id="15"/>
+      <w:bookmarkStart w:id="17" w:name="_Toc222841682"/>
+      <w:bookmarkStart w:id="18" w:name="referencias"/>
+      <w:bookmarkEnd w:id="12"/>
+      <w:bookmarkEnd w:id="16"/>
       <w:r>
         <w:rPr>
           <w:rFonts w:ascii="Arial" w:hAnsi="Arial" w:cs="Arial"/>
@@ -3307,7 +3331,7 @@
         <w:lastRenderedPageBreak/>
         <w:t>3. REFERENCIAS</w:t>
       </w:r>
-      <w:bookmarkEnd w:id="18"/>
+      <w:bookmarkEnd w:id="17"/>
     </w:p>
     <w:p>
       <w:pPr>
@@ -3343,7 +3367,7 @@
         </w:rPr>
       </w:pPr>
       <w:bookmarkStart w:id="19" w:name="arquitectura-de-ti"/>
-      <w:bookmarkEnd w:id="17"/>
+      <w:bookmarkEnd w:id="18"/>
     </w:p>
     <w:p>
       <w:pPr>
@@ -3388,8 +3412,8 @@
           <w:lang w:val="es-ES"/>
         </w:rPr>
       </w:pPr>
-      <w:bookmarkStart w:id="21" w:name="diagrama-de-arquitectura-física"/>
-      <w:bookmarkStart w:id="22" w:name="_Toc222841684"/>
+      <w:bookmarkStart w:id="21" w:name="_Toc222841684"/>
+      <w:bookmarkStart w:id="22" w:name="diagrama-de-arquitectura-física"/>
       <w:r>
         <w:rPr>
           <w:rFonts w:ascii="Arial" w:hAnsi="Arial" w:cs="Arial"/>
@@ -3402,7 +3426,7 @@
         </w:rPr>
         <w:t>4.1. Diagrama de Arquitectura física</w:t>
       </w:r>
-      <w:bookmarkEnd w:id="22"/>
+      <w:bookmarkEnd w:id="21"/>
     </w:p>
     <w:p>
       <w:pPr>
@@ -3710,9 +3734,9 @@
           <w:lang w:val="es-ES"/>
         </w:rPr>
       </w:pPr>
-      <w:bookmarkStart w:id="23" w:name="sistemas-y-servicios-asociados"/>
-      <w:bookmarkStart w:id="24" w:name="_Toc222841685"/>
-      <w:bookmarkEnd w:id="21"/>
+      <w:bookmarkStart w:id="23" w:name="_Toc222841685"/>
+      <w:bookmarkStart w:id="24" w:name="sistemas-y-servicios-asociados"/>
+      <w:bookmarkEnd w:id="22"/>
       <w:r>
         <w:rPr>
           <w:rFonts w:ascii="Arial" w:hAnsi="Arial" w:cs="Arial"/>
@@ -3725,7 +3749,7 @@
         </w:rPr>
         <w:t>4.2. Sistemas y servicios asociados</w:t>
       </w:r>
-      <w:bookmarkEnd w:id="24"/>
+      <w:bookmarkEnd w:id="23"/>
     </w:p>
     <w:p>
       <w:pPr>
@@ -3801,10 +3825,10 @@
           <w:lang w:val="es-ES"/>
         </w:rPr>
       </w:pPr>
-      <w:bookmarkStart w:id="25" w:name="X6a54fca2197db70fae7c553a6374bdb7866681a"/>
-      <w:bookmarkStart w:id="26" w:name="_Toc222841686"/>
+      <w:bookmarkStart w:id="25" w:name="_Toc222841686"/>
+      <w:bookmarkStart w:id="26" w:name="X6a54fca2197db70fae7c553a6374bdb7866681a"/>
       <w:bookmarkEnd w:id="19"/>
-      <w:bookmarkEnd w:id="23"/>
+      <w:bookmarkEnd w:id="24"/>
       <w:r>
         <w:rPr>
           <w:rFonts w:ascii="Arial" w:hAnsi="Arial" w:cs="Arial"/>
@@ -3830,7 +3854,7 @@
         </w:rPr>
         <w:t>DIMENSIONAMIENTO DE HARDWARE Y SOFTWARE BASE</w:t>
       </w:r>
-      <w:bookmarkEnd w:id="26"/>
+      <w:bookmarkEnd w:id="25"/>
     </w:p>
     <w:p>
       <w:pPr>
@@ -3845,9 +3869,9 @@
           <w:lang w:val="es-ES"/>
         </w:rPr>
       </w:pPr>
-      <w:bookmarkStart w:id="27" w:name="licenciamiento"/>
-      <w:bookmarkStart w:id="28" w:name="_Toc222841687"/>
-      <w:bookmarkEnd w:id="25"/>
+      <w:bookmarkStart w:id="27" w:name="_Toc222841687"/>
+      <w:bookmarkStart w:id="28" w:name="licenciamiento"/>
+      <w:bookmarkEnd w:id="26"/>
       <w:r>
         <w:rPr>
           <w:rFonts w:ascii="Arial" w:hAnsi="Arial" w:cs="Arial"/>
@@ -3860,7 +3884,7 @@
         </w:rPr>
         <w:t>5.1. Hardware</w:t>
       </w:r>
-      <w:bookmarkEnd w:id="28"/>
+      <w:bookmarkEnd w:id="27"/>
     </w:p>
     <w:tbl>
       <w:tblPr>
@@ -3871,7 +3895,7 @@
       </w:tblPr>
       <w:tblGrid>
         <w:gridCol w:w="2261"/>
-        <w:gridCol w:w="6685"/>
+        <w:gridCol w:w="6459"/>
       </w:tblGrid>
       <w:tr>
         <w:tc>
@@ -4542,7 +4566,7 @@
       </w:tblPr>
       <w:tblGrid>
         <w:gridCol w:w="2007"/>
-        <w:gridCol w:w="6939"/>
+        <w:gridCol w:w="6713"/>
       </w:tblGrid>
       <w:tr>
         <w:tc>
@@ -4861,7 +4885,7 @@
       </w:tblPr>
       <w:tblGrid>
         <w:gridCol w:w="1997"/>
-        <w:gridCol w:w="6949"/>
+        <w:gridCol w:w="6723"/>
       </w:tblGrid>
       <w:tr>
         <w:tc>
@@ -5503,7 +5527,7 @@
       </w:tblPr>
       <w:tblGrid>
         <w:gridCol w:w="1740"/>
-        <w:gridCol w:w="7206"/>
+        <w:gridCol w:w="6980"/>
       </w:tblGrid>
       <w:tr>
         <w:tc>
@@ -5786,6 +5810,9 @@
         </w:tc>
       </w:tr>
       <w:tr>
+        <w:trPr>
+          <w:trHeight w:val="53"/>
+        </w:trPr>
         <w:tc>
           <w:tcPr>
             <w:tcW w:w="1740" w:type="dxa"/>
@@ -5971,7 +5998,7 @@
       </w:tblPr>
       <w:tblGrid>
         <w:gridCol w:w="3618"/>
-        <w:gridCol w:w="5328"/>
+        <w:gridCol w:w="5102"/>
       </w:tblGrid>
       <w:tr>
         <w:tc>
@@ -6278,7 +6305,7 @@
       </w:tblPr>
       <w:tblGrid>
         <w:gridCol w:w="3434"/>
-        <w:gridCol w:w="5512"/>
+        <w:gridCol w:w="5286"/>
       </w:tblGrid>
       <w:tr>
         <w:tc>
@@ -7233,8 +7260,8 @@
         <w:tblLook w:val="0020" w:firstRow="1" w:lastRow="0" w:firstColumn="0" w:lastColumn="0" w:noHBand="0" w:noVBand="0"/>
       </w:tblPr>
       <w:tblGrid>
-        <w:gridCol w:w="4419"/>
-        <w:gridCol w:w="4526"/>
+        <w:gridCol w:w="4308"/>
+        <w:gridCol w:w="4414"/>
       </w:tblGrid>
       <w:tr>
         <w:tc>
@@ -7959,9 +7986,11 @@
         <w:t>) o para la expedición de Certificados SSL Comerciales para garantizar cifrado HTTPS en el dominio público de producción.</w:t>
       </w:r>
       <w:bookmarkEnd w:id="0"/>
-      <w:bookmarkEnd w:id="27"/>
+      <w:bookmarkEnd w:id="28"/>
     </w:p>
     <w:sectPr>
+      <w:headerReference w:type="default" r:id="rId8"/>
+      <w:footerReference w:type="default" r:id="rId9"/>
       <w:footnotePr>
         <w:numRestart w:val="eachSect"/>
       </w:footnotePr>
@@ -7971,6 +8000,612 @@
     </w:sectPr>
   </w:body>
 </w:document>
+</file>
+
+<file path=word/endnotes.xml><?xml version="1.0" encoding="utf-8"?>
+<w:endnotes xmlns:wpc="http://schemas.microsoft.com/office/word/2010/wordprocessingCanvas" xmlns:cx="http://schemas.microsoft.com/office/drawing/2014/chartex" xmlns:cx1="http://schemas.microsoft.com/office/drawing/2015/9/8/chartex" xmlns:cx2="http://schemas.microsoft.com/office/drawing/2015/10/21/chartex" xmlns:cx3="http://schemas.microsoft.com/office/drawing/2016/5/9/chartex" xmlns:cx4="http://schemas.microsoft.com/office/drawing/2016/5/10/chartex" xmlns:cx5="http://schemas.microsoft.com/office/drawing/2016/5/11/chartex" xmlns:cx6="http://schemas.microsoft.com/office/drawing/2016/5/12/chartex" xmlns:cx7="http://schemas.microsoft.com/office/drawing/2016/5/13/chartex" xmlns:cx8="http://schemas.microsoft.com/office/drawing/2016/5/14/chartex" xmlns:mc="http://schemas.openxmlformats.org/markup-compatibility/2006" xmlns:aink="http://schemas.microsoft.com/office/drawing/2016/ink" xmlns:am3d="http://schemas.microsoft.com/office/drawing/2017/model3d" xmlns:o="urn:schemas-microsoft-com:office:office" xmlns:oel="http://schemas.microsoft.com/office/2019/extlst" xmlns:r="http://schemas.openxmlformats.org/officeDocument/2006/relationships" xmlns:m="http://schemas.openxmlformats.org/officeDocument/2006/math" xmlns:v="urn:schemas-microsoft-com:vml" xmlns:wp14="http://schemas.microsoft.com/office/word/2010/wordprocessingDrawing" xmlns:wp="http://schemas.openxmlformats.org/drawingml/2006/wordprocessingDrawing" xmlns:w10="urn:schemas-microsoft-com:office:word" xmlns:w="http://schemas.openxmlformats.org/wordprocessingml/2006/main" xmlns:w14="http://schemas.microsoft.com/office/word/2010/wordml" xmlns:w15="http://schemas.microsoft.com/office/word/2012/wordml" xmlns:w16cex="http://schemas.microsoft.com/office/word/2018/wordml/cex" xmlns:w16cid="http://schemas.microsoft.com/office/word/2016/wordml/cid" xmlns:w16="http://schemas.microsoft.com/office/word/2018/wordml" xmlns:w16du="http://schemas.microsoft.com/office/word/2023/wordml/word16du" xmlns:w16sdtdh="http://schemas.microsoft.com/office/word/2020/wordml/sdtdatahash" xmlns:w16sdtfl="http://schemas.microsoft.com/office/word/2024/wordml/sdtformatlock" xmlns:w16se="http://schemas.microsoft.com/office/word/2015/wordml/symex" xmlns:wpg="http://schemas.microsoft.com/office/word/2010/wordprocessingGroup" xmlns:wpi="http://schemas.microsoft.com/office/word/2010/wordprocessingInk" xmlns:wne="http://schemas.microsoft.com/office/word/2006/wordml" xmlns:wps="http://schemas.microsoft.com/office/word/2010/wordprocessingShape" mc:Ignorable="w14 w15 w16se w16cid w16 w16cex w16sdtdh w16sdtfl w16du wp14">
+  <w:endnote w:type="separator" w:id="-1">
+    <w:p>
+      <w:pPr>
+        <w:spacing w:after="0"/>
+      </w:pPr>
+      <w:r>
+        <w:separator/>
+      </w:r>
+    </w:p>
+  </w:endnote>
+  <w:endnote w:type="continuationSeparator" w:id="0">
+    <w:p>
+      <w:pPr>
+        <w:spacing w:after="0"/>
+      </w:pPr>
+      <w:r>
+        <w:continuationSeparator/>
+      </w:r>
+    </w:p>
+  </w:endnote>
+</w:endnotes>
+</file>
+
+<file path=word/footer1.xml><?xml version="1.0" encoding="utf-8"?>
+<w:ftr xmlns:wpc="http://schemas.microsoft.com/office/word/2010/wordprocessingCanvas" xmlns:cx="http://schemas.microsoft.com/office/drawing/2014/chartex" xmlns:cx1="http://schemas.microsoft.com/office/drawing/2015/9/8/chartex" xmlns:cx2="http://schemas.microsoft.com/office/drawing/2015/10/21/chartex" xmlns:cx3="http://schemas.microsoft.com/office/drawing/2016/5/9/chartex" xmlns:cx4="http://schemas.microsoft.com/office/drawing/2016/5/10/chartex" xmlns:cx5="http://schemas.microsoft.com/office/drawing/2016/5/11/chartex" xmlns:cx6="http://schemas.microsoft.com/office/drawing/2016/5/12/chartex" xmlns:cx7="http://schemas.microsoft.com/office/drawing/2016/5/13/chartex" xmlns:cx8="http://schemas.microsoft.com/office/drawing/2016/5/14/chartex" xmlns:mc="http://schemas.openxmlformats.org/markup-compatibility/2006" xmlns:aink="http://schemas.microsoft.com/office/drawing/2016/ink" xmlns:am3d="http://schemas.microsoft.com/office/drawing/2017/model3d" xmlns:o="urn:schemas-microsoft-com:office:office" xmlns:oel="http://schemas.microsoft.com/office/2019/extlst" xmlns:r="http://schemas.openxmlformats.org/officeDocument/2006/relationships" xmlns:m="http://schemas.openxmlformats.org/officeDocument/2006/math" xmlns:v="urn:schemas-microsoft-com:vml" xmlns:wp14="http://schemas.microsoft.com/office/word/2010/wordprocessingDrawing" xmlns:wp="http://schemas.openxmlformats.org/drawingml/2006/wordprocessingDrawing" xmlns:w10="urn:schemas-microsoft-com:office:word" xmlns:w="http://schemas.openxmlformats.org/wordprocessingml/2006/main" xmlns:w14="http://schemas.microsoft.com/office/word/2010/wordml" xmlns:w15="http://schemas.microsoft.com/office/word/2012/wordml" xmlns:w16cex="http://schemas.microsoft.com/office/word/2018/wordml/cex" xmlns:w16cid="http://schemas.microsoft.com/office/word/2016/wordml/cid" xmlns:w16="http://schemas.microsoft.com/office/word/2018/wordml" xmlns:w16du="http://schemas.microsoft.com/office/word/2023/wordml/word16du" xmlns:w16sdtdh="http://schemas.microsoft.com/office/word/2020/wordml/sdtdatahash" xmlns:w16sdtfl="http://schemas.microsoft.com/office/word/2024/wordml/sdtformatlock" xmlns:w16se="http://schemas.microsoft.com/office/word/2015/wordml/symex" xmlns:wpg="http://schemas.microsoft.com/office/word/2010/wordprocessingGroup" xmlns:wpi="http://schemas.microsoft.com/office/word/2010/wordprocessingInk" xmlns:wne="http://schemas.microsoft.com/office/word/2006/wordml" xmlns:wps="http://schemas.microsoft.com/office/word/2010/wordprocessingShape" mc:Ignorable="w14 w15 w16se w16cid w16 w16cex w16sdtdh w16sdtfl w16du wp14">
+  <w:p>
+    <w:pPr>
+      <w:pStyle w:val="Piedepgina"/>
+    </w:pPr>
+    <w:r>
+      <w:rPr>
+        <w:noProof/>
+        <w:lang w:eastAsia="en-US"/>
+      </w:rPr>
+      <w:drawing>
+        <wp:anchor distT="0" distB="0" distL="114300" distR="114300" simplePos="0" relativeHeight="251663360" behindDoc="1" locked="0" layoutInCell="1" allowOverlap="1" wp14:anchorId="13863EB2" wp14:editId="6131A0EF">
+          <wp:simplePos x="0" y="0"/>
+          <wp:positionH relativeFrom="page">
+            <wp:posOffset>15998</wp:posOffset>
+          </wp:positionH>
+          <wp:positionV relativeFrom="paragraph">
+            <wp:posOffset>-400031</wp:posOffset>
+          </wp:positionV>
+          <wp:extent cx="1864360" cy="2612390"/>
+          <wp:effectExtent l="0" t="0" r="2540" b="0"/>
+          <wp:wrapNone/>
+          <wp:docPr id="75" name="Picture 75" descr="2"/>
+          <wp:cNvGraphicFramePr>
+            <a:graphicFrameLocks xmlns:a="http://schemas.openxmlformats.org/drawingml/2006/main" noChangeAspect="1"/>
+          </wp:cNvGraphicFramePr>
+          <a:graphic xmlns:a="http://schemas.openxmlformats.org/drawingml/2006/main">
+            <a:graphicData uri="http://schemas.openxmlformats.org/drawingml/2006/picture">
+              <pic:pic xmlns:pic="http://schemas.openxmlformats.org/drawingml/2006/picture">
+                <pic:nvPicPr>
+                  <pic:cNvPr id="0" name="Picture 75" descr="2"/>
+                  <pic:cNvPicPr>
+                    <a:picLocks noChangeAspect="1" noChangeArrowheads="1"/>
+                  </pic:cNvPicPr>
+                </pic:nvPicPr>
+                <pic:blipFill>
+                  <a:blip r:embed="rId1">
+                    <a:extLst>
+                      <a:ext uri="{28A0092B-C50C-407E-A947-70E740481C1C}">
+                        <a14:useLocalDpi xmlns:a14="http://schemas.microsoft.com/office/drawing/2010/main" val="0"/>
+                      </a:ext>
+                    </a:extLst>
+                  </a:blip>
+                  <a:srcRect/>
+                  <a:stretch>
+                    <a:fillRect/>
+                  </a:stretch>
+                </pic:blipFill>
+                <pic:spPr bwMode="auto">
+                  <a:xfrm>
+                    <a:off x="0" y="0"/>
+                    <a:ext cx="1864360" cy="2612390"/>
+                  </a:xfrm>
+                  <a:prstGeom prst="rect">
+                    <a:avLst/>
+                  </a:prstGeom>
+                  <a:noFill/>
+                  <a:ln>
+                    <a:noFill/>
+                  </a:ln>
+                </pic:spPr>
+              </pic:pic>
+            </a:graphicData>
+          </a:graphic>
+          <wp14:sizeRelH relativeFrom="page">
+            <wp14:pctWidth>0</wp14:pctWidth>
+          </wp14:sizeRelH>
+          <wp14:sizeRelV relativeFrom="page">
+            <wp14:pctHeight>0</wp14:pctHeight>
+          </wp14:sizeRelV>
+        </wp:anchor>
+      </w:drawing>
+    </w:r>
+    <w:r>
+      <w:rPr>
+        <w:noProof/>
+        <w:lang w:eastAsia="en-US"/>
+      </w:rPr>
+      <mc:AlternateContent>
+        <mc:Choice Requires="wps">
+          <w:drawing>
+            <wp:anchor distT="36576" distB="36576" distL="36576" distR="36576" simplePos="0" relativeHeight="251662336" behindDoc="0" locked="0" layoutInCell="1" allowOverlap="1" wp14:anchorId="063194AC" wp14:editId="1B23AACB">
+              <wp:simplePos x="0" y="0"/>
+              <wp:positionH relativeFrom="column">
+                <wp:posOffset>171251</wp:posOffset>
+              </wp:positionH>
+              <wp:positionV relativeFrom="page">
+                <wp:posOffset>9513371</wp:posOffset>
+              </wp:positionV>
+              <wp:extent cx="5943600" cy="632460"/>
+              <wp:effectExtent l="0" t="0" r="0" b="0"/>
+              <wp:wrapNone/>
+              <wp:docPr id="14" name="Text Box 7"/>
+              <wp:cNvGraphicFramePr>
+                <a:graphicFrameLocks xmlns:a="http://schemas.openxmlformats.org/drawingml/2006/main"/>
+              </wp:cNvGraphicFramePr>
+              <a:graphic xmlns:a="http://schemas.openxmlformats.org/drawingml/2006/main">
+                <a:graphicData uri="http://schemas.microsoft.com/office/word/2010/wordprocessingShape">
+                  <wps:wsp>
+                    <wps:cNvSpPr txBox="1">
+                      <a:spLocks noChangeArrowheads="1"/>
+                    </wps:cNvSpPr>
+                    <wps:spPr bwMode="auto">
+                      <a:xfrm>
+                        <a:off x="0" y="0"/>
+                        <a:ext cx="5943600" cy="632460"/>
+                      </a:xfrm>
+                      <a:prstGeom prst="rect">
+                        <a:avLst/>
+                      </a:prstGeom>
+                      <a:noFill/>
+                      <a:ln>
+                        <a:noFill/>
+                      </a:ln>
+                      <a:effectLst/>
+                      <a:extLst>
+                        <a:ext uri="{909E8E84-426E-40DD-AFC4-6F175D3DCCD1}">
+                          <a14:hiddenFill xmlns:a14="http://schemas.microsoft.com/office/drawing/2010/main">
+                            <a:solidFill>
+                              <a:srgbClr val="FFFFFE"/>
+                            </a:solidFill>
+                          </a14:hiddenFill>
+                        </a:ext>
+                        <a:ext uri="{91240B29-F687-4F45-9708-019B960494DF}">
+                          <a14:hiddenLine xmlns:a14="http://schemas.microsoft.com/office/drawing/2010/main" w="9525" algn="in">
+                            <a:solidFill>
+                              <a:srgbClr val="212120"/>
+                            </a:solidFill>
+                            <a:miter lim="800000"/>
+                            <a:headEnd/>
+                            <a:tailEnd/>
+                          </a14:hiddenLine>
+                        </a:ext>
+                        <a:ext uri="{AF507438-7753-43E0-B8FC-AC1667EBCBE1}">
+                          <a14:hiddenEffects xmlns:a14="http://schemas.microsoft.com/office/drawing/2010/main">
+                            <a:effectLst/>
+                          </a14:hiddenEffects>
+                        </a:ext>
+                      </a:extLst>
+                    </wps:spPr>
+                    <wps:txbx>
+                      <w:txbxContent>
+                        <w:p>
+                          <w:pPr>
+                            <w:pStyle w:val="Sinespaciado"/>
+                            <w:jc w:val="center"/>
+                            <w:rPr>
+                              <w:rFonts w:ascii="Verdana" w:hAnsi="Verdana"/>
+                              <w:color w:val="156082" w:themeColor="accent1"/>
+                              <w:sz w:val="20"/>
+                            </w:rPr>
+                          </w:pPr>
+                          <w:r>
+                            <w:rPr>
+                              <w:rFonts w:ascii="Segoe UI Emoji" w:hAnsi="Segoe UI Emoji" w:cs="Segoe UI Emoji"/>
+                              <w:color w:val="156082" w:themeColor="accent1"/>
+                              <w:sz w:val="20"/>
+                            </w:rPr>
+                            <w:t>📞</w:t>
+                          </w:r>
+                          <w:r>
+                            <w:rPr>
+                              <w:rFonts w:ascii="Segoe UI" w:hAnsi="Segoe UI" w:cs="Segoe UI"/>
+                              <w:color w:val="404040"/>
+                            </w:rPr>
+                            <w:t xml:space="preserve"> </w:t>
+                          </w:r>
+                          <w:r>
+                            <w:rPr>
+                              <w:rFonts w:ascii="Verdana" w:hAnsi="Verdana"/>
+                              <w:color w:val="156082" w:themeColor="accent1"/>
+                              <w:sz w:val="20"/>
+                            </w:rPr>
+                            <w:t xml:space="preserve">987-886274 – </w:t>
+                          </w:r>
+                          <w:r>
+                            <w:rPr>
+                              <w:rFonts w:ascii="Segoe UI Emoji" w:hAnsi="Segoe UI Emoji" w:cs="Segoe UI Emoji"/>
+                              <w:color w:val="156082" w:themeColor="accent1"/>
+                              <w:sz w:val="20"/>
+                            </w:rPr>
+                            <w:t>📞</w:t>
+                          </w:r>
+                          <w:r>
+                            <w:rPr>
+                              <w:rFonts w:ascii="Verdana" w:hAnsi="Verdana"/>
+                              <w:color w:val="156082" w:themeColor="accent1"/>
+                              <w:sz w:val="20"/>
+                            </w:rPr>
+                            <w:t xml:space="preserve"> 941804172</w:t>
+                          </w:r>
+                        </w:p>
+                        <w:p>
+                          <w:pPr>
+                            <w:pStyle w:val="Sinespaciado"/>
+                            <w:jc w:val="center"/>
+                            <w:rPr>
+                              <w:rFonts w:ascii="Verdana" w:hAnsi="Verdana"/>
+                              <w:color w:val="156082" w:themeColor="accent1"/>
+                              <w:sz w:val="20"/>
+                            </w:rPr>
+                          </w:pPr>
+                          <w:r>
+                            <w:rPr>
+                              <w:rFonts w:ascii="Segoe UI Emoji" w:hAnsi="Segoe UI Emoji" w:cs="Segoe UI Emoji"/>
+                              <w:color w:val="156082" w:themeColor="accent1"/>
+                              <w:sz w:val="20"/>
+                            </w:rPr>
+                            <w:t>📧</w:t>
+                          </w:r>
+                          <w:r>
+                            <w:rPr>
+                              <w:rFonts w:ascii="Segoe UI" w:hAnsi="Segoe UI" w:cs="Segoe UI"/>
+                              <w:color w:val="404040"/>
+                            </w:rPr>
+                            <w:t xml:space="preserve"> </w:t>
+                          </w:r>
+                          <w:r>
+                            <w:rPr>
+                              <w:rFonts w:ascii="Verdana" w:hAnsi="Verdana"/>
+                              <w:color w:val="156082" w:themeColor="accent1"/>
+                              <w:sz w:val="20"/>
+                            </w:rPr>
+                            <w:t xml:space="preserve">dittatechconsulting@gmail.com - </w:t>
+                          </w:r>
+                          <w:r>
+                            <w:rPr>
+                              <w:rFonts w:ascii="Segoe UI Emoji" w:hAnsi="Segoe UI Emoji" w:cs="Segoe UI Emoji"/>
+                              <w:color w:val="156082" w:themeColor="accent1"/>
+                              <w:sz w:val="20"/>
+                            </w:rPr>
+                            <w:t>🌐</w:t>
+                          </w:r>
+                          <w:r>
+                            <w:rPr>
+                              <w:rFonts w:ascii="Segoe UI" w:hAnsi="Segoe UI" w:cs="Segoe UI"/>
+                              <w:color w:val="404040"/>
+                            </w:rPr>
+                            <w:t xml:space="preserve"> </w:t>
+                          </w:r>
+                          <w:r>
+                            <w:rPr>
+                              <w:rFonts w:ascii="Verdana" w:hAnsi="Verdana"/>
+                              <w:color w:val="156082" w:themeColor="accent1"/>
+                              <w:sz w:val="20"/>
+                            </w:rPr>
+                            <w:t>www.dittatech.pe</w:t>
+                          </w:r>
+                        </w:p>
+                        <w:p>
+                          <w:pPr>
+                            <w:pStyle w:val="Sinespaciado"/>
+                            <w:jc w:val="center"/>
+                            <w:rPr>
+                              <w:rFonts w:ascii="Verdana" w:hAnsi="Verdana"/>
+                              <w:color w:val="156082" w:themeColor="accent1"/>
+                              <w:sz w:val="20"/>
+                              <w:lang w:val="en-GB"/>
+                            </w:rPr>
+                          </w:pPr>
+                        </w:p>
+                      </w:txbxContent>
+                    </wps:txbx>
+                    <wps:bodyPr rot="0" vert="horz" wrap="square" lIns="36576" tIns="36576" rIns="36576" bIns="36576" anchor="t" anchorCtr="0" upright="1">
+                      <a:noAutofit/>
+                    </wps:bodyPr>
+                  </wps:wsp>
+                </a:graphicData>
+              </a:graphic>
+              <wp14:sizeRelH relativeFrom="page">
+                <wp14:pctWidth>0</wp14:pctWidth>
+              </wp14:sizeRelH>
+              <wp14:sizeRelV relativeFrom="page">
+                <wp14:pctHeight>0</wp14:pctHeight>
+              </wp14:sizeRelV>
+            </wp:anchor>
+          </w:drawing>
+        </mc:Choice>
+        <mc:Fallback>
+          <w:pict>
+            <v:shapetype w14:anchorId="063194AC" id="_x0000_t202" coordsize="21600,21600" o:spt="202" path="m,l,21600r21600,l21600,xe">
+              <v:stroke joinstyle="miter"/>
+              <v:path gradientshapeok="t" o:connecttype="rect"/>
+            </v:shapetype>
+            <v:shape id="Text Box 7" o:spid="_x0000_s1026" type="#_x0000_t202" style="position:absolute;margin-left:13.5pt;margin-top:749.1pt;width:468pt;height:49.8pt;z-index:251662336;visibility:visible;mso-wrap-style:square;mso-width-percent:0;mso-height-percent:0;mso-wrap-distance-left:2.88pt;mso-wrap-distance-top:2.88pt;mso-wrap-distance-right:2.88pt;mso-wrap-distance-bottom:2.88pt;mso-position-horizontal:absolute;mso-position-horizontal-relative:text;mso-position-vertical:absolute;mso-position-vertical-relative:page;mso-width-percent:0;mso-height-percent:0;mso-width-relative:page;mso-height-relative:page;v-text-anchor:top" o:gfxdata="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" filled="f" fillcolor="#fffffe" stroked="f" strokecolor="#212120" insetpen="t">
+              <v:textbox inset="2.88pt,2.88pt,2.88pt,2.88pt">
+                <w:txbxContent>
+                  <w:p>
+                    <w:pPr>
+                      <w:pStyle w:val="Sinespaciado"/>
+                      <w:jc w:val="center"/>
+                      <w:rPr>
+                        <w:rFonts w:ascii="Verdana" w:hAnsi="Verdana"/>
+                        <w:color w:val="156082" w:themeColor="accent1"/>
+                        <w:sz w:val="20"/>
+                      </w:rPr>
+                    </w:pPr>
+                    <w:r>
+                      <w:rPr>
+                        <w:rFonts w:ascii="Segoe UI Emoji" w:hAnsi="Segoe UI Emoji" w:cs="Segoe UI Emoji"/>
+                        <w:color w:val="156082" w:themeColor="accent1"/>
+                        <w:sz w:val="20"/>
+                      </w:rPr>
+                      <w:t>📞</w:t>
+                    </w:r>
+                    <w:r>
+                      <w:rPr>
+                        <w:rFonts w:ascii="Segoe UI" w:hAnsi="Segoe UI" w:cs="Segoe UI"/>
+                        <w:color w:val="404040"/>
+                      </w:rPr>
+                      <w:t xml:space="preserve"> </w:t>
+                    </w:r>
+                    <w:r>
+                      <w:rPr>
+                        <w:rFonts w:ascii="Verdana" w:hAnsi="Verdana"/>
+                        <w:color w:val="156082" w:themeColor="accent1"/>
+                        <w:sz w:val="20"/>
+                      </w:rPr>
+                      <w:t xml:space="preserve">987-886274 – </w:t>
+                    </w:r>
+                    <w:r>
+                      <w:rPr>
+                        <w:rFonts w:ascii="Segoe UI Emoji" w:hAnsi="Segoe UI Emoji" w:cs="Segoe UI Emoji"/>
+                        <w:color w:val="156082" w:themeColor="accent1"/>
+                        <w:sz w:val="20"/>
+                      </w:rPr>
+                      <w:t>📞</w:t>
+                    </w:r>
+                    <w:r>
+                      <w:rPr>
+                        <w:rFonts w:ascii="Verdana" w:hAnsi="Verdana"/>
+                        <w:color w:val="156082" w:themeColor="accent1"/>
+                        <w:sz w:val="20"/>
+                      </w:rPr>
+                      <w:t xml:space="preserve"> 941804172</w:t>
+                    </w:r>
+                  </w:p>
+                  <w:p>
+                    <w:pPr>
+                      <w:pStyle w:val="Sinespaciado"/>
+                      <w:jc w:val="center"/>
+                      <w:rPr>
+                        <w:rFonts w:ascii="Verdana" w:hAnsi="Verdana"/>
+                        <w:color w:val="156082" w:themeColor="accent1"/>
+                        <w:sz w:val="20"/>
+                      </w:rPr>
+                    </w:pPr>
+                    <w:r>
+                      <w:rPr>
+                        <w:rFonts w:ascii="Segoe UI Emoji" w:hAnsi="Segoe UI Emoji" w:cs="Segoe UI Emoji"/>
+                        <w:color w:val="156082" w:themeColor="accent1"/>
+                        <w:sz w:val="20"/>
+                      </w:rPr>
+                      <w:t>📧</w:t>
+                    </w:r>
+                    <w:r>
+                      <w:rPr>
+                        <w:rFonts w:ascii="Segoe UI" w:hAnsi="Segoe UI" w:cs="Segoe UI"/>
+                        <w:color w:val="404040"/>
+                      </w:rPr>
+                      <w:t xml:space="preserve"> </w:t>
+                    </w:r>
+                    <w:r>
+                      <w:rPr>
+                        <w:rFonts w:ascii="Verdana" w:hAnsi="Verdana"/>
+                        <w:color w:val="156082" w:themeColor="accent1"/>
+                        <w:sz w:val="20"/>
+                      </w:rPr>
+                      <w:t xml:space="preserve">dittatechconsulting@gmail.com - </w:t>
+                    </w:r>
+                    <w:r>
+                      <w:rPr>
+                        <w:rFonts w:ascii="Segoe UI Emoji" w:hAnsi="Segoe UI Emoji" w:cs="Segoe UI Emoji"/>
+                        <w:color w:val="156082" w:themeColor="accent1"/>
+                        <w:sz w:val="20"/>
+                      </w:rPr>
+                      <w:t>🌐</w:t>
+                    </w:r>
+                    <w:r>
+                      <w:rPr>
+                        <w:rFonts w:ascii="Segoe UI" w:hAnsi="Segoe UI" w:cs="Segoe UI"/>
+                        <w:color w:val="404040"/>
+                      </w:rPr>
+                      <w:t xml:space="preserve"> </w:t>
+                    </w:r>
+                    <w:r>
+                      <w:rPr>
+                        <w:rFonts w:ascii="Verdana" w:hAnsi="Verdana"/>
+                        <w:color w:val="156082" w:themeColor="accent1"/>
+                        <w:sz w:val="20"/>
+                      </w:rPr>
+                      <w:t>www.dittatech.pe</w:t>
+                    </w:r>
+                  </w:p>
+                  <w:p>
+                    <w:pPr>
+                      <w:pStyle w:val="Sinespaciado"/>
+                      <w:jc w:val="center"/>
+                      <w:rPr>
+                        <w:rFonts w:ascii="Verdana" w:hAnsi="Verdana"/>
+                        <w:color w:val="156082" w:themeColor="accent1"/>
+                        <w:sz w:val="20"/>
+                        <w:lang w:val="en-GB"/>
+                      </w:rPr>
+                    </w:pPr>
+                  </w:p>
+                </w:txbxContent>
+              </v:textbox>
+              <w10:wrap anchory="page"/>
+            </v:shape>
+          </w:pict>
+        </mc:Fallback>
+      </mc:AlternateContent>
+    </w:r>
+  </w:p>
+</w:ftr>
+</file>
+
+<file path=word/footnotes.xml><?xml version="1.0" encoding="utf-8"?>
+<w:footnotes xmlns:wpc="http://schemas.microsoft.com/office/word/2010/wordprocessingCanvas" xmlns:cx="http://schemas.microsoft.com/office/drawing/2014/chartex" xmlns:cx1="http://schemas.microsoft.com/office/drawing/2015/9/8/chartex" xmlns:cx2="http://schemas.microsoft.com/office/drawing/2015/10/21/chartex" xmlns:cx3="http://schemas.microsoft.com/office/drawing/2016/5/9/chartex" xmlns:cx4="http://schemas.microsoft.com/office/drawing/2016/5/10/chartex" xmlns:cx5="http://schemas.microsoft.com/office/drawing/2016/5/11/chartex" xmlns:cx6="http://schemas.microsoft.com/office/drawing/2016/5/12/chartex" xmlns:cx7="http://schemas.microsoft.com/office/drawing/2016/5/13/chartex" xmlns:cx8="http://schemas.microsoft.com/office/drawing/2016/5/14/chartex" xmlns:mc="http://schemas.openxmlformats.org/markup-compatibility/2006" xmlns:aink="http://schemas.microsoft.com/office/drawing/2016/ink" xmlns:am3d="http://schemas.microsoft.com/office/drawing/2017/model3d" xmlns:o="urn:schemas-microsoft-com:office:office" xmlns:oel="http://schemas.microsoft.com/office/2019/extlst" xmlns:r="http://schemas.openxmlformats.org/officeDocument/2006/relationships" xmlns:m="http://schemas.openxmlformats.org/officeDocument/2006/math" xmlns:v="urn:schemas-microsoft-com:vml" xmlns:wp14="http://schemas.microsoft.com/office/word/2010/wordprocessingDrawing" xmlns:wp="http://schemas.openxmlformats.org/drawingml/2006/wordprocessingDrawing" xmlns:w10="urn:schemas-microsoft-com:office:word" xmlns:w="http://schemas.openxmlformats.org/wordprocessingml/2006/main" xmlns:w14="http://schemas.microsoft.com/office/word/2010/wordml" xmlns:w15="http://schemas.microsoft.com/office/word/2012/wordml" xmlns:w16cex="http://schemas.microsoft.com/office/word/2018/wordml/cex" xmlns:w16cid="http://schemas.microsoft.com/office/word/2016/wordml/cid" xmlns:w16="http://schemas.microsoft.com/office/word/2018/wordml" xmlns:w16du="http://schemas.microsoft.com/office/word/2023/wordml/word16du" xmlns:w16sdtdh="http://schemas.microsoft.com/office/word/2020/wordml/sdtdatahash" xmlns:w16sdtfl="http://schemas.microsoft.com/office/word/2024/wordml/sdtformatlock" xmlns:w16se="http://schemas.microsoft.com/office/word/2015/wordml/symex" xmlns:wpg="http://schemas.microsoft.com/office/word/2010/wordprocessingGroup" xmlns:wpi="http://schemas.microsoft.com/office/word/2010/wordprocessingInk" xmlns:wne="http://schemas.microsoft.com/office/word/2006/wordml" xmlns:wps="http://schemas.microsoft.com/office/word/2010/wordprocessingShape" mc:Ignorable="w14 w15 w16se w16cid w16 w16cex w16sdtdh w16sdtfl w16du wp14">
+  <w:footnote w:type="separator" w:id="-1">
+    <w:p>
+      <w:pPr>
+        <w:spacing w:after="0"/>
+      </w:pPr>
+      <w:r>
+        <w:separator/>
+      </w:r>
+    </w:p>
+  </w:footnote>
+  <w:footnote w:type="continuationSeparator" w:id="0">
+    <w:p>
+      <w:pPr>
+        <w:spacing w:after="0"/>
+      </w:pPr>
+      <w:r>
+        <w:continuationSeparator/>
+      </w:r>
+    </w:p>
+  </w:footnote>
+</w:footnotes>
+</file>
+
+<file path=word/header1.xml><?xml version="1.0" encoding="utf-8"?>
+<w:hdr xmlns:wpc="http://schemas.microsoft.com/office/word/2010/wordprocessingCanvas" xmlns:cx="http://schemas.microsoft.com/office/drawing/2014/chartex" xmlns:cx1="http://schemas.microsoft.com/office/drawing/2015/9/8/chartex" xmlns:cx2="http://schemas.microsoft.com/office/drawing/2015/10/21/chartex" xmlns:cx3="http://schemas.microsoft.com/office/drawing/2016/5/9/chartex" xmlns:cx4="http://schemas.microsoft.com/office/drawing/2016/5/10/chartex" xmlns:cx5="http://schemas.microsoft.com/office/drawing/2016/5/11/chartex" xmlns:cx6="http://schemas.microsoft.com/office/drawing/2016/5/12/chartex" xmlns:cx7="http://schemas.microsoft.com/office/drawing/2016/5/13/chartex" xmlns:cx8="http://schemas.microsoft.com/office/drawing/2016/5/14/chartex" xmlns:mc="http://schemas.openxmlformats.org/markup-compatibility/2006" xmlns:aink="http://schemas.microsoft.com/office/drawing/2016/ink" xmlns:am3d="http://schemas.microsoft.com/office/drawing/2017/model3d" xmlns:o="urn:schemas-microsoft-com:office:office" xmlns:oel="http://schemas.microsoft.com/office/2019/extlst" xmlns:r="http://schemas.openxmlformats.org/officeDocument/2006/relationships" xmlns:m="http://schemas.openxmlformats.org/officeDocument/2006/math" xmlns:v="urn:schemas-microsoft-com:vml" xmlns:wp14="http://schemas.microsoft.com/office/word/2010/wordprocessingDrawing" xmlns:wp="http://schemas.openxmlformats.org/drawingml/2006/wordprocessingDrawing" xmlns:w10="urn:schemas-microsoft-com:office:word" xmlns:w="http://schemas.openxmlformats.org/wordprocessingml/2006/main" xmlns:w14="http://schemas.microsoft.com/office/word/2010/wordml" xmlns:w15="http://schemas.microsoft.com/office/word/2012/wordml" xmlns:w16cex="http://schemas.microsoft.com/office/word/2018/wordml/cex" xmlns:w16cid="http://schemas.microsoft.com/office/word/2016/wordml/cid" xmlns:w16="http://schemas.microsoft.com/office/word/2018/wordml" xmlns:w16du="http://schemas.microsoft.com/office/word/2023/wordml/word16du" xmlns:w16sdtdh="http://schemas.microsoft.com/office/word/2020/wordml/sdtdatahash" xmlns:w16sdtfl="http://schemas.microsoft.com/office/word/2024/wordml/sdtformatlock" xmlns:w16se="http://schemas.microsoft.com/office/word/2015/wordml/symex" xmlns:wpg="http://schemas.microsoft.com/office/word/2010/wordprocessingGroup" xmlns:wpi="http://schemas.microsoft.com/office/word/2010/wordprocessingInk" xmlns:wne="http://schemas.microsoft.com/office/word/2006/wordml" xmlns:wps="http://schemas.microsoft.com/office/word/2010/wordprocessingShape" mc:Ignorable="w14 w15 w16se w16cid w16 w16cex w16sdtdh w16sdtfl w16du wp14">
+  <w:p>
+    <w:pPr>
+      <w:pStyle w:val="Encabezado"/>
+    </w:pPr>
+    <w:r>
+      <w:rPr>
+        <w:noProof/>
+      </w:rPr>
+      <w:drawing>
+        <wp:anchor distT="0" distB="0" distL="114300" distR="114300" simplePos="0" relativeHeight="251660288" behindDoc="1" locked="0" layoutInCell="1" allowOverlap="1" wp14:anchorId="2440A318" wp14:editId="24C0334B">
+          <wp:simplePos x="0" y="0"/>
+          <wp:positionH relativeFrom="column">
+            <wp:posOffset>4706582</wp:posOffset>
+          </wp:positionH>
+          <wp:positionV relativeFrom="paragraph">
+            <wp:posOffset>-1753738</wp:posOffset>
+          </wp:positionV>
+          <wp:extent cx="4160520" cy="3849370"/>
+          <wp:effectExtent l="0" t="0" r="0" b="0"/>
+          <wp:wrapNone/>
+          <wp:docPr id="3" name="Picture 74" descr="1"/>
+          <wp:cNvGraphicFramePr>
+            <a:graphicFrameLocks xmlns:a="http://schemas.openxmlformats.org/drawingml/2006/main" noChangeAspect="1"/>
+          </wp:cNvGraphicFramePr>
+          <a:graphic xmlns:a="http://schemas.openxmlformats.org/drawingml/2006/main">
+            <a:graphicData uri="http://schemas.openxmlformats.org/drawingml/2006/picture">
+              <pic:pic xmlns:pic="http://schemas.openxmlformats.org/drawingml/2006/picture">
+                <pic:nvPicPr>
+                  <pic:cNvPr id="3" name="Picture 74" descr="1"/>
+                  <pic:cNvPicPr>
+                    <a:picLocks noChangeAspect="1" noChangeArrowheads="1"/>
+                  </pic:cNvPicPr>
+                </pic:nvPicPr>
+                <pic:blipFill>
+                  <a:blip r:embed="rId1">
+                    <a:extLst>
+                      <a:ext uri="{28A0092B-C50C-407E-A947-70E740481C1C}">
+                        <a14:useLocalDpi xmlns:a14="http://schemas.microsoft.com/office/drawing/2010/main" val="0"/>
+                      </a:ext>
+                    </a:extLst>
+                  </a:blip>
+                  <a:srcRect/>
+                  <a:stretch>
+                    <a:fillRect/>
+                  </a:stretch>
+                </pic:blipFill>
+                <pic:spPr bwMode="auto">
+                  <a:xfrm>
+                    <a:off x="0" y="0"/>
+                    <a:ext cx="4160520" cy="3849370"/>
+                  </a:xfrm>
+                  <a:prstGeom prst="rect">
+                    <a:avLst/>
+                  </a:prstGeom>
+                  <a:noFill/>
+                  <a:ln>
+                    <a:noFill/>
+                  </a:ln>
+                </pic:spPr>
+              </pic:pic>
+            </a:graphicData>
+          </a:graphic>
+          <wp14:sizeRelH relativeFrom="page">
+            <wp14:pctWidth>0</wp14:pctWidth>
+          </wp14:sizeRelH>
+          <wp14:sizeRelV relativeFrom="page">
+            <wp14:pctHeight>0</wp14:pctHeight>
+          </wp14:sizeRelV>
+        </wp:anchor>
+      </w:drawing>
+    </w:r>
+    <w:r>
+      <w:rPr>
+        <w:noProof/>
+      </w:rPr>
+      <w:drawing>
+        <wp:anchor distT="0" distB="0" distL="114300" distR="114300" simplePos="0" relativeHeight="251659264" behindDoc="0" locked="0" layoutInCell="1" allowOverlap="1" wp14:anchorId="027C1747" wp14:editId="17ECB8C5">
+          <wp:simplePos x="0" y="0"/>
+          <wp:positionH relativeFrom="margin">
+            <wp:posOffset>-750627</wp:posOffset>
+          </wp:positionH>
+          <wp:positionV relativeFrom="paragraph">
+            <wp:posOffset>-231311</wp:posOffset>
+          </wp:positionV>
+          <wp:extent cx="2086673" cy="490538"/>
+          <wp:effectExtent l="0" t="0" r="0" b="0"/>
+          <wp:wrapNone/>
+          <wp:docPr id="4" name="Imagen 4" descr="Texto&#10;&#10;El contenido generado por IA puede ser incorrecto."/>
+          <wp:cNvGraphicFramePr>
+            <a:graphicFrameLocks xmlns:a="http://schemas.openxmlformats.org/drawingml/2006/main" noChangeAspect="1"/>
+          </wp:cNvGraphicFramePr>
+          <a:graphic xmlns:a="http://schemas.openxmlformats.org/drawingml/2006/main">
+            <a:graphicData uri="http://schemas.openxmlformats.org/drawingml/2006/picture">
+              <pic:pic xmlns:pic="http://schemas.openxmlformats.org/drawingml/2006/picture">
+                <pic:nvPicPr>
+                  <pic:cNvPr id="4" name="Imagen 4" descr="Texto&#10;&#10;El contenido generado por IA puede ser incorrecto."/>
+                  <pic:cNvPicPr/>
+                </pic:nvPicPr>
+                <pic:blipFill>
+                  <a:blip r:embed="rId2" cstate="print">
+                    <a:extLst>
+                      <a:ext uri="{28A0092B-C50C-407E-A947-70E740481C1C}">
+                        <a14:useLocalDpi xmlns:a14="http://schemas.microsoft.com/office/drawing/2010/main" val="0"/>
+                      </a:ext>
+                    </a:extLst>
+                  </a:blip>
+                  <a:stretch>
+                    <a:fillRect/>
+                  </a:stretch>
+                </pic:blipFill>
+                <pic:spPr>
+                  <a:xfrm>
+                    <a:off x="0" y="0"/>
+                    <a:ext cx="2086673" cy="490538"/>
+                  </a:xfrm>
+                  <a:prstGeom prst="rect">
+                    <a:avLst/>
+                  </a:prstGeom>
+                </pic:spPr>
+              </pic:pic>
+            </a:graphicData>
+          </a:graphic>
+          <wp14:sizeRelH relativeFrom="page">
+            <wp14:pctWidth>0</wp14:pctWidth>
+          </wp14:sizeRelH>
+          <wp14:sizeRelV relativeFrom="page">
+            <wp14:pctHeight>0</wp14:pctHeight>
+          </wp14:sizeRelV>
+        </wp:anchor>
+      </w:drawing>
+    </w:r>
+  </w:p>
+</w:hdr>
 </file>
 
 <file path=word/numbering.xml><?xml version="1.0" encoding="utf-8"?>
@@ -8439,6 +9074,7 @@
     <w:lsdException w:name="Table Web 2" w:semiHidden="1" w:unhideWhenUsed="1"/>
     <w:lsdException w:name="Table Web 3" w:semiHidden="1" w:unhideWhenUsed="1"/>
     <w:lsdException w:name="Table Theme" w:semiHidden="1" w:unhideWhenUsed="1"/>
+    <w:lsdException w:name="No Spacing" w:uiPriority="1" w:qFormat="1"/>
     <w:lsdException w:name="Light Shading"/>
     <w:lsdException w:name="Light List"/>
     <w:lsdException w:name="Light Grid"/>
@@ -8844,6 +9480,7 @@
   <w:style w:type="character" w:default="1" w:styleId="Fuentedeprrafopredeter">
     <w:name w:val="Default Paragraph Font"/>
     <w:uiPriority w:val="1"/>
+    <w:semiHidden/>
     <w:unhideWhenUsed/>
   </w:style>
   <w:style w:type="table" w:default="1" w:styleId="Tablanormal">
@@ -9639,6 +10276,75 @@
       <w:ind w:left="480"/>
     </w:pPr>
   </w:style>
+  <w:style w:type="paragraph" w:styleId="Encabezado">
+    <w:name w:val="header"/>
+    <w:basedOn w:val="Normal"/>
+    <w:link w:val="EncabezadoCar"/>
+    <w:rsid w:val="00C14EEF"/>
+    <w:pPr>
+      <w:tabs>
+        <w:tab w:val="center" w:pos="4419"/>
+        <w:tab w:val="right" w:pos="8838"/>
+      </w:tabs>
+      <w:spacing w:after="0"/>
+    </w:pPr>
+  </w:style>
+  <w:style w:type="character" w:customStyle="1" w:styleId="EncabezadoCar">
+    <w:name w:val="Encabezado Car"/>
+    <w:basedOn w:val="Fuentedeprrafopredeter"/>
+    <w:link w:val="Encabezado"/>
+    <w:rsid w:val="00C14EEF"/>
+  </w:style>
+  <w:style w:type="paragraph" w:styleId="Piedepgina">
+    <w:name w:val="footer"/>
+    <w:basedOn w:val="Normal"/>
+    <w:link w:val="PiedepginaCar"/>
+    <w:rsid w:val="00C14EEF"/>
+    <w:pPr>
+      <w:tabs>
+        <w:tab w:val="center" w:pos="4419"/>
+        <w:tab w:val="right" w:pos="8838"/>
+      </w:tabs>
+      <w:spacing w:after="0"/>
+    </w:pPr>
+  </w:style>
+  <w:style w:type="character" w:customStyle="1" w:styleId="PiedepginaCar">
+    <w:name w:val="Pie de página Car"/>
+    <w:basedOn w:val="Fuentedeprrafopredeter"/>
+    <w:link w:val="Piedepgina"/>
+    <w:rsid w:val="00C14EEF"/>
+  </w:style>
+  <w:style w:type="paragraph" w:styleId="Sinespaciado">
+    <w:name w:val="No Spacing"/>
+    <w:basedOn w:val="Normal"/>
+    <w:link w:val="SinespaciadoCar"/>
+    <w:uiPriority w:val="1"/>
+    <w:qFormat/>
+    <w:rsid w:val="00C14EEF"/>
+    <w:pPr>
+      <w:spacing w:after="0"/>
+    </w:pPr>
+    <w:rPr>
+      <w:rFonts w:ascii="Perpetua" w:eastAsia="Batang" w:hAnsi="Perpetua" w:cs="Times New Roman"/>
+      <w:color w:val="000000"/>
+      <w:sz w:val="22"/>
+      <w:szCs w:val="20"/>
+      <w:lang w:val="es-PE" w:eastAsia="es-PE"/>
+    </w:rPr>
+  </w:style>
+  <w:style w:type="character" w:customStyle="1" w:styleId="SinespaciadoCar">
+    <w:name w:val="Sin espaciado Car"/>
+    <w:link w:val="Sinespaciado"/>
+    <w:uiPriority w:val="1"/>
+    <w:rsid w:val="00C14EEF"/>
+    <w:rPr>
+      <w:rFonts w:ascii="Perpetua" w:eastAsia="Batang" w:hAnsi="Perpetua" w:cs="Times New Roman"/>
+      <w:color w:val="000000"/>
+      <w:sz w:val="22"/>
+      <w:szCs w:val="20"/>
+      <w:lang w:val="es-PE" w:eastAsia="es-PE"/>
+    </w:rPr>
+  </w:style>
 </w:styles>
 </file>
 
